--- a/tarea-13/solucion-tarea-13.docx
+++ b/tarea-13/solucion-tarea-13.docx
@@ -117,19 +117,34 @@
         <w:t xml:space="preserve">Paso 1: </w:t>
       </w:r>
       <w:r>
-        <w:t>Instalar Zookeeper</w:t>
-      </w:r>
-    </w:p>
-    <w:p>
-      <w:pPr>
-        <w:pStyle w:val="Sinespaciado"/>
-      </w:pPr>
-      <w:r>
-        <w:t>1. Descargamos zookeeper</w:t>
-      </w:r>
-      <w:r>
-        <w:t xml:space="preserve"> con el comando wget</w:t>
-      </w:r>
+        <w:t xml:space="preserve">Instalar </w:t>
+      </w:r>
+      <w:proofErr w:type="spellStart"/>
+      <w:r>
+        <w:t>Zookeeper</w:t>
+      </w:r>
+      <w:proofErr w:type="spellEnd"/>
+    </w:p>
+    <w:p>
+      <w:pPr>
+        <w:pStyle w:val="Sinespaciado"/>
+      </w:pPr>
+      <w:r>
+        <w:t xml:space="preserve">1. Descargamos </w:t>
+      </w:r>
+      <w:proofErr w:type="spellStart"/>
+      <w:r>
+        <w:t>zookeeper</w:t>
+      </w:r>
+      <w:proofErr w:type="spellEnd"/>
+      <w:r>
+        <w:t xml:space="preserve"> con el comando </w:t>
+      </w:r>
+      <w:proofErr w:type="spellStart"/>
+      <w:r>
+        <w:t>wget</w:t>
+      </w:r>
+      <w:proofErr w:type="spellEnd"/>
       <w:r>
         <w:t xml:space="preserve"> </w:t>
       </w:r>
@@ -198,8 +213,21 @@
         <w:t xml:space="preserve"> </w:t>
       </w:r>
       <w:r>
-        <w:t>Extraemos lo descargado con el comando tar -xzf</w:t>
-      </w:r>
+        <w:t xml:space="preserve">Extraemos lo descargado con el comando </w:t>
+      </w:r>
+      <w:proofErr w:type="spellStart"/>
+      <w:r>
+        <w:t>tar</w:t>
+      </w:r>
+      <w:proofErr w:type="spellEnd"/>
+      <w:r>
+        <w:t xml:space="preserve"> -</w:t>
+      </w:r>
+      <w:proofErr w:type="spellStart"/>
+      <w:r>
+        <w:t>xzf</w:t>
+      </w:r>
+      <w:proofErr w:type="spellEnd"/>
     </w:p>
     <w:p>
       <w:pPr>
@@ -256,8 +284,21 @@
         <w:pStyle w:val="Sinespaciado"/>
       </w:pPr>
       <w:r>
-        <w:t>3. Movemos a /usr/local con el comando sudo mv</w:t>
-      </w:r>
+        <w:t>3. Movemos a /</w:t>
+      </w:r>
+      <w:proofErr w:type="spellStart"/>
+      <w:r>
+        <w:t>usr</w:t>
+      </w:r>
+      <w:proofErr w:type="spellEnd"/>
+      <w:r>
+        <w:t xml:space="preserve">/local con el comando sudo </w:t>
+      </w:r>
+      <w:proofErr w:type="spellStart"/>
+      <w:r>
+        <w:t>mv</w:t>
+      </w:r>
+      <w:proofErr w:type="spellEnd"/>
     </w:p>
     <w:p>
       <w:pPr>
@@ -314,7 +355,23 @@
         <w:pStyle w:val="Sinespaciado"/>
       </w:pPr>
       <w:r>
-        <w:t>4. Verificamos con el coamndo ls a la carpeta donde lo hemos movido</w:t>
+        <w:t xml:space="preserve">4. Verificamos con el </w:t>
+      </w:r>
+      <w:proofErr w:type="spellStart"/>
+      <w:r>
+        <w:t>coamndo</w:t>
+      </w:r>
+      <w:proofErr w:type="spellEnd"/>
+      <w:r>
+        <w:t xml:space="preserve"> </w:t>
+      </w:r>
+      <w:proofErr w:type="spellStart"/>
+      <w:r>
+        <w:t>ls</w:t>
+      </w:r>
+      <w:proofErr w:type="spellEnd"/>
+      <w:r>
+        <w:t xml:space="preserve"> a la carpeta donde lo hemos movido</w:t>
       </w:r>
     </w:p>
     <w:p>
@@ -373,10 +430,18 @@
       </w:pPr>
       <w:r>
         <w:lastRenderedPageBreak/>
-        <w:t>Paso 2: Configurar Zookeepe</w:t>
-      </w:r>
-      <w:r>
-        <w:t>r, para ello necesitamos crear el archivo de configuración</w:t>
+        <w:t xml:space="preserve">Paso 2: Configurar </w:t>
+      </w:r>
+      <w:proofErr w:type="spellStart"/>
+      <w:r>
+        <w:t>Zookeepe</w:t>
+      </w:r>
+      <w:r>
+        <w:t>r</w:t>
+      </w:r>
+      <w:proofErr w:type="spellEnd"/>
+      <w:r>
+        <w:t>, para ello necesitamos crear el archivo de configuración</w:t>
       </w:r>
     </w:p>
     <w:p>
@@ -387,8 +452,13 @@
         <w:t xml:space="preserve">1. </w:t>
       </w:r>
       <w:r>
-        <w:t>Copiamos el archivo de configuración que viene de ejemplo con el comando sudo cp</w:t>
-      </w:r>
+        <w:t xml:space="preserve">Copiamos el archivo de configuración que viene de ejemplo con el comando sudo </w:t>
+      </w:r>
+      <w:proofErr w:type="spellStart"/>
+      <w:r>
+        <w:t>cp</w:t>
+      </w:r>
+      <w:proofErr w:type="spellEnd"/>
     </w:p>
     <w:p>
       <w:pPr>
@@ -448,7 +518,15 @@
         <w:t>2.</w:t>
       </w:r>
       <w:r>
-        <w:t xml:space="preserve"> Editamos el archivo con el coamdno sudo nano lo abrimos. Al final del archivo añadimos unas líneas para definir los tres nodos del clúster.</w:t>
+        <w:t xml:space="preserve"> Editamos el archivo con el </w:t>
+      </w:r>
+      <w:proofErr w:type="spellStart"/>
+      <w:r>
+        <w:t>coamdno</w:t>
+      </w:r>
+      <w:proofErr w:type="spellEnd"/>
+      <w:r>
+        <w:t xml:space="preserve"> sudo nano lo abrimos. Al final del archivo añadimos unas líneas para definir los tres nodos del clúster.</w:t>
       </w:r>
     </w:p>
     <w:p>
@@ -515,8 +593,13 @@
         <w:t>Creamos el directorio de datos y asignamos la identidad de nodo1</w:t>
       </w:r>
       <w:r>
-        <w:t>, posteriormente comprobamos que todo se haya ejecutado correctamente con el comando cat</w:t>
-      </w:r>
+        <w:t xml:space="preserve">, posteriormente comprobamos que todo se haya ejecutado correctamente con el comando </w:t>
+      </w:r>
+      <w:proofErr w:type="spellStart"/>
+      <w:r>
+        <w:t>cat</w:t>
+      </w:r>
+      <w:proofErr w:type="spellEnd"/>
     </w:p>
     <w:p>
       <w:pPr>
@@ -562,6 +645,472 @@
           </wp:inline>
         </w:drawing>
       </w:r>
+    </w:p>
+    <w:p>
+      <w:pPr>
+        <w:pStyle w:val="Sinespaciado"/>
+      </w:pPr>
+    </w:p>
+    <w:p>
+      <w:r>
+        <w:br w:type="page"/>
+      </w:r>
+    </w:p>
+    <w:p>
+      <w:pPr>
+        <w:pStyle w:val="Sinespaciado"/>
+      </w:pPr>
+      <w:r>
+        <w:lastRenderedPageBreak/>
+        <w:t xml:space="preserve">4. Arrancamos </w:t>
+      </w:r>
+      <w:proofErr w:type="spellStart"/>
+      <w:r>
+        <w:t>zookeeper</w:t>
+      </w:r>
+      <w:proofErr w:type="spellEnd"/>
+      <w:r>
+        <w:t xml:space="preserve"> en cada nodo con el comando </w:t>
+      </w:r>
+      <w:proofErr w:type="spellStart"/>
+      <w:r>
+        <w:t>start</w:t>
+      </w:r>
+      <w:proofErr w:type="spellEnd"/>
+      <w:r>
+        <w:t xml:space="preserve"> y comprobamos si todo ha ido bien con el comando status</w:t>
+      </w:r>
+    </w:p>
+    <w:p>
+      <w:pPr>
+        <w:pStyle w:val="Sinespaciado"/>
+      </w:pPr>
+      <w:r>
+        <w:rPr>
+          <w:noProof/>
+        </w:rPr>
+        <w:drawing>
+          <wp:inline distT="0" distB="0" distL="0" distR="0" wp14:anchorId="3B038E23" wp14:editId="5A9C5009">
+            <wp:extent cx="2584450" cy="1465454"/>
+            <wp:effectExtent l="0" t="0" r="6350" b="1905"/>
+            <wp:docPr id="495990090" name="Imagen 1"/>
+            <wp:cNvGraphicFramePr>
+              <a:graphicFrameLocks xmlns:a="http://schemas.openxmlformats.org/drawingml/2006/main" noChangeAspect="1"/>
+            </wp:cNvGraphicFramePr>
+            <a:graphic xmlns:a="http://schemas.openxmlformats.org/drawingml/2006/main">
+              <a:graphicData uri="http://schemas.openxmlformats.org/drawingml/2006/picture">
+                <pic:pic xmlns:pic="http://schemas.openxmlformats.org/drawingml/2006/picture">
+                  <pic:nvPicPr>
+                    <pic:cNvPr id="495990090" name=""/>
+                    <pic:cNvPicPr/>
+                  </pic:nvPicPr>
+                  <pic:blipFill>
+                    <a:blip r:embed="rId12"/>
+                    <a:stretch>
+                      <a:fillRect/>
+                    </a:stretch>
+                  </pic:blipFill>
+                  <pic:spPr>
+                    <a:xfrm>
+                      <a:off x="0" y="0"/>
+                      <a:ext cx="2590531" cy="1468902"/>
+                    </a:xfrm>
+                    <a:prstGeom prst="rect">
+                      <a:avLst/>
+                    </a:prstGeom>
+                  </pic:spPr>
+                </pic:pic>
+              </a:graphicData>
+            </a:graphic>
+          </wp:inline>
+        </w:drawing>
+      </w:r>
+    </w:p>
+    <w:p>
+      <w:pPr>
+        <w:pStyle w:val="Sinespaciado"/>
+      </w:pPr>
+    </w:p>
+    <w:p>
+      <w:pPr>
+        <w:pStyle w:val="Sinespaciado"/>
+      </w:pPr>
+      <w:r>
+        <w:rPr>
+          <w:noProof/>
+        </w:rPr>
+        <w:drawing>
+          <wp:inline distT="0" distB="0" distL="0" distR="0" wp14:anchorId="46353A09" wp14:editId="61BEBE11">
+            <wp:extent cx="2705100" cy="1521460"/>
+            <wp:effectExtent l="0" t="0" r="0" b="2540"/>
+            <wp:docPr id="594924675" name="Imagen 1"/>
+            <wp:cNvGraphicFramePr>
+              <a:graphicFrameLocks xmlns:a="http://schemas.openxmlformats.org/drawingml/2006/main" noChangeAspect="1"/>
+            </wp:cNvGraphicFramePr>
+            <a:graphic xmlns:a="http://schemas.openxmlformats.org/drawingml/2006/main">
+              <a:graphicData uri="http://schemas.openxmlformats.org/drawingml/2006/picture">
+                <pic:pic xmlns:pic="http://schemas.openxmlformats.org/drawingml/2006/picture">
+                  <pic:nvPicPr>
+                    <pic:cNvPr id="594924675" name=""/>
+                    <pic:cNvPicPr/>
+                  </pic:nvPicPr>
+                  <pic:blipFill>
+                    <a:blip r:embed="rId13"/>
+                    <a:stretch>
+                      <a:fillRect/>
+                    </a:stretch>
+                  </pic:blipFill>
+                  <pic:spPr>
+                    <a:xfrm>
+                      <a:off x="0" y="0"/>
+                      <a:ext cx="2709383" cy="1523869"/>
+                    </a:xfrm>
+                    <a:prstGeom prst="rect">
+                      <a:avLst/>
+                    </a:prstGeom>
+                  </pic:spPr>
+                </pic:pic>
+              </a:graphicData>
+            </a:graphic>
+          </wp:inline>
+        </w:drawing>
+      </w:r>
+    </w:p>
+    <w:p>
+      <w:pPr>
+        <w:pStyle w:val="Sinespaciado"/>
+      </w:pPr>
+    </w:p>
+    <w:p>
+      <w:pPr>
+        <w:pStyle w:val="Sinespaciado"/>
+      </w:pPr>
+      <w:r>
+        <w:rPr>
+          <w:noProof/>
+        </w:rPr>
+        <w:drawing>
+          <wp:inline distT="0" distB="0" distL="0" distR="0" wp14:anchorId="0099C7EC" wp14:editId="42A25AE9">
+            <wp:extent cx="4483507" cy="2305050"/>
+            <wp:effectExtent l="0" t="0" r="0" b="0"/>
+            <wp:docPr id="258374016" name="Imagen 3"/>
+            <wp:cNvGraphicFramePr>
+              <a:graphicFrameLocks xmlns:a="http://schemas.openxmlformats.org/drawingml/2006/main" noChangeAspect="1"/>
+            </wp:cNvGraphicFramePr>
+            <a:graphic xmlns:a="http://schemas.openxmlformats.org/drawingml/2006/main">
+              <a:graphicData uri="http://schemas.openxmlformats.org/drawingml/2006/picture">
+                <pic:pic xmlns:pic="http://schemas.openxmlformats.org/drawingml/2006/picture">
+                  <pic:nvPicPr>
+                    <pic:cNvPr id="0" name="Picture 3"/>
+                    <pic:cNvPicPr>
+                      <a:picLocks noChangeAspect="1" noChangeArrowheads="1"/>
+                    </pic:cNvPicPr>
+                  </pic:nvPicPr>
+                  <pic:blipFill>
+                    <a:blip r:embed="rId14">
+                      <a:extLst>
+                        <a:ext uri="{28A0092B-C50C-407E-A947-70E740481C1C}">
+                          <a14:useLocalDpi xmlns:a14="http://schemas.microsoft.com/office/drawing/2010/main" val="0"/>
+                        </a:ext>
+                      </a:extLst>
+                    </a:blip>
+                    <a:srcRect/>
+                    <a:stretch>
+                      <a:fillRect/>
+                    </a:stretch>
+                  </pic:blipFill>
+                  <pic:spPr bwMode="auto">
+                    <a:xfrm>
+                      <a:off x="0" y="0"/>
+                      <a:ext cx="4499105" cy="2313069"/>
+                    </a:xfrm>
+                    <a:prstGeom prst="rect">
+                      <a:avLst/>
+                    </a:prstGeom>
+                    <a:noFill/>
+                    <a:ln>
+                      <a:noFill/>
+                    </a:ln>
+                  </pic:spPr>
+                </pic:pic>
+              </a:graphicData>
+            </a:graphic>
+          </wp:inline>
+        </w:drawing>
+      </w:r>
+    </w:p>
+    <w:p>
+      <w:r>
+        <w:br w:type="page"/>
+      </w:r>
+    </w:p>
+    <w:p>
+      <w:pPr>
+        <w:pStyle w:val="Sinespaciado"/>
+      </w:pPr>
+      <w:r>
+        <w:lastRenderedPageBreak/>
+        <w:t>Paso 3:</w:t>
+      </w:r>
+      <w:r>
+        <w:t xml:space="preserve"> </w:t>
+      </w:r>
+      <w:r>
+        <w:t>Instalar y configurar</w:t>
+      </w:r>
+      <w:r>
+        <w:t xml:space="preserve"> Hbase</w:t>
+      </w:r>
+    </w:p>
+    <w:p>
+      <w:pPr>
+        <w:pStyle w:val="Sinespaciado"/>
+      </w:pPr>
+      <w:r>
+        <w:t xml:space="preserve">1. Descargamos Hbase con el comando </w:t>
+      </w:r>
+      <w:proofErr w:type="spellStart"/>
+      <w:r>
+        <w:t>wget</w:t>
+      </w:r>
+      <w:proofErr w:type="spellEnd"/>
+    </w:p>
+    <w:p>
+      <w:pPr>
+        <w:pStyle w:val="Sinespaciado"/>
+      </w:pPr>
+      <w:r>
+        <w:rPr>
+          <w:noProof/>
+        </w:rPr>
+        <w:drawing>
+          <wp:inline distT="0" distB="0" distL="0" distR="0" wp14:anchorId="5DF45180" wp14:editId="7AD6CB3B">
+            <wp:extent cx="5400040" cy="621665"/>
+            <wp:effectExtent l="0" t="0" r="0" b="6985"/>
+            <wp:docPr id="844162864" name="Imagen 1"/>
+            <wp:cNvGraphicFramePr>
+              <a:graphicFrameLocks xmlns:a="http://schemas.openxmlformats.org/drawingml/2006/main" noChangeAspect="1"/>
+            </wp:cNvGraphicFramePr>
+            <a:graphic xmlns:a="http://schemas.openxmlformats.org/drawingml/2006/main">
+              <a:graphicData uri="http://schemas.openxmlformats.org/drawingml/2006/picture">
+                <pic:pic xmlns:pic="http://schemas.openxmlformats.org/drawingml/2006/picture">
+                  <pic:nvPicPr>
+                    <pic:cNvPr id="844162864" name=""/>
+                    <pic:cNvPicPr/>
+                  </pic:nvPicPr>
+                  <pic:blipFill>
+                    <a:blip r:embed="rId15"/>
+                    <a:stretch>
+                      <a:fillRect/>
+                    </a:stretch>
+                  </pic:blipFill>
+                  <pic:spPr>
+                    <a:xfrm>
+                      <a:off x="0" y="0"/>
+                      <a:ext cx="5400040" cy="621665"/>
+                    </a:xfrm>
+                    <a:prstGeom prst="rect">
+                      <a:avLst/>
+                    </a:prstGeom>
+                  </pic:spPr>
+                </pic:pic>
+              </a:graphicData>
+            </a:graphic>
+          </wp:inline>
+        </w:drawing>
+      </w:r>
+    </w:p>
+    <w:p>
+      <w:pPr>
+        <w:pStyle w:val="Sinespaciado"/>
+      </w:pPr>
+    </w:p>
+    <w:p>
+      <w:pPr>
+        <w:pStyle w:val="Sinespaciado"/>
+      </w:pPr>
+      <w:r>
+        <w:t xml:space="preserve">2. Extraemos con el comando </w:t>
+      </w:r>
+      <w:proofErr w:type="spellStart"/>
+      <w:r>
+        <w:t>tar</w:t>
+      </w:r>
+      <w:proofErr w:type="spellEnd"/>
+      <w:r>
+        <w:t xml:space="preserve"> -</w:t>
+      </w:r>
+      <w:proofErr w:type="spellStart"/>
+      <w:r>
+        <w:t>xzf</w:t>
+      </w:r>
+      <w:proofErr w:type="spellEnd"/>
+    </w:p>
+    <w:p>
+      <w:pPr>
+        <w:pStyle w:val="Sinespaciado"/>
+      </w:pPr>
+      <w:r>
+        <w:rPr>
+          <w:noProof/>
+        </w:rPr>
+        <w:drawing>
+          <wp:inline distT="0" distB="0" distL="0" distR="0" wp14:anchorId="441804E7" wp14:editId="22C2886B">
+            <wp:extent cx="3994150" cy="514350"/>
+            <wp:effectExtent l="0" t="0" r="6350" b="0"/>
+            <wp:docPr id="1559280166" name="Imagen 4"/>
+            <wp:cNvGraphicFramePr>
+              <a:graphicFrameLocks xmlns:a="http://schemas.openxmlformats.org/drawingml/2006/main" noChangeAspect="1"/>
+            </wp:cNvGraphicFramePr>
+            <a:graphic xmlns:a="http://schemas.openxmlformats.org/drawingml/2006/main">
+              <a:graphicData uri="http://schemas.openxmlformats.org/drawingml/2006/picture">
+                <pic:pic xmlns:pic="http://schemas.openxmlformats.org/drawingml/2006/picture">
+                  <pic:nvPicPr>
+                    <pic:cNvPr id="0" name="Picture 4"/>
+                    <pic:cNvPicPr>
+                      <a:picLocks noChangeAspect="1" noChangeArrowheads="1"/>
+                    </pic:cNvPicPr>
+                  </pic:nvPicPr>
+                  <pic:blipFill>
+                    <a:blip r:embed="rId16">
+                      <a:extLst>
+                        <a:ext uri="{28A0092B-C50C-407E-A947-70E740481C1C}">
+                          <a14:useLocalDpi xmlns:a14="http://schemas.microsoft.com/office/drawing/2010/main" val="0"/>
+                        </a:ext>
+                      </a:extLst>
+                    </a:blip>
+                    <a:srcRect/>
+                    <a:stretch>
+                      <a:fillRect/>
+                    </a:stretch>
+                  </pic:blipFill>
+                  <pic:spPr bwMode="auto">
+                    <a:xfrm>
+                      <a:off x="0" y="0"/>
+                      <a:ext cx="3994150" cy="514350"/>
+                    </a:xfrm>
+                    <a:prstGeom prst="rect">
+                      <a:avLst/>
+                    </a:prstGeom>
+                    <a:noFill/>
+                    <a:ln>
+                      <a:noFill/>
+                    </a:ln>
+                  </pic:spPr>
+                </pic:pic>
+              </a:graphicData>
+            </a:graphic>
+          </wp:inline>
+        </w:drawing>
+      </w:r>
+    </w:p>
+    <w:p>
+      <w:pPr>
+        <w:pStyle w:val="Sinespaciado"/>
+      </w:pPr>
+    </w:p>
+    <w:p>
+      <w:pPr>
+        <w:pStyle w:val="Sinespaciado"/>
+      </w:pPr>
+      <w:r>
+        <w:t>3. Movemos a /</w:t>
+      </w:r>
+      <w:proofErr w:type="spellStart"/>
+      <w:r>
+        <w:t>usr</w:t>
+      </w:r>
+      <w:proofErr w:type="spellEnd"/>
+      <w:r>
+        <w:t xml:space="preserve">/local con el comando </w:t>
+      </w:r>
+      <w:proofErr w:type="spellStart"/>
+      <w:r>
+        <w:t>mv</w:t>
+      </w:r>
+      <w:proofErr w:type="spellEnd"/>
+      <w:r>
+        <w:t xml:space="preserve"> y verificamos que todo se ha hecho correctamente</w:t>
+      </w:r>
+    </w:p>
+    <w:p>
+      <w:pPr>
+        <w:pStyle w:val="Sinespaciado"/>
+      </w:pPr>
+      <w:r>
+        <w:rPr>
+          <w:noProof/>
+        </w:rPr>
+        <w:drawing>
+          <wp:inline distT="0" distB="0" distL="0" distR="0" wp14:anchorId="17E5498B" wp14:editId="406EF972">
+            <wp:extent cx="5400040" cy="1214120"/>
+            <wp:effectExtent l="0" t="0" r="0" b="5080"/>
+            <wp:docPr id="1999369090" name="Imagen 1"/>
+            <wp:cNvGraphicFramePr>
+              <a:graphicFrameLocks xmlns:a="http://schemas.openxmlformats.org/drawingml/2006/main" noChangeAspect="1"/>
+            </wp:cNvGraphicFramePr>
+            <a:graphic xmlns:a="http://schemas.openxmlformats.org/drawingml/2006/main">
+              <a:graphicData uri="http://schemas.openxmlformats.org/drawingml/2006/picture">
+                <pic:pic xmlns:pic="http://schemas.openxmlformats.org/drawingml/2006/picture">
+                  <pic:nvPicPr>
+                    <pic:cNvPr id="1999369090" name=""/>
+                    <pic:cNvPicPr/>
+                  </pic:nvPicPr>
+                  <pic:blipFill>
+                    <a:blip r:embed="rId17"/>
+                    <a:stretch>
+                      <a:fillRect/>
+                    </a:stretch>
+                  </pic:blipFill>
+                  <pic:spPr>
+                    <a:xfrm>
+                      <a:off x="0" y="0"/>
+                      <a:ext cx="5400040" cy="1214120"/>
+                    </a:xfrm>
+                    <a:prstGeom prst="rect">
+                      <a:avLst/>
+                    </a:prstGeom>
+                  </pic:spPr>
+                </pic:pic>
+              </a:graphicData>
+            </a:graphic>
+          </wp:inline>
+        </w:drawing>
+      </w:r>
+    </w:p>
+    <w:p>
+      <w:pPr>
+        <w:pStyle w:val="Sinespaciado"/>
+      </w:pPr>
+    </w:p>
+    <w:p>
+      <w:pPr>
+        <w:pStyle w:val="Sinespaciado"/>
+      </w:pPr>
+      <w:r>
+        <w:t xml:space="preserve">4. Editamos el archivo hbase-env.sh </w:t>
+      </w:r>
+    </w:p>
+    <w:p>
+      <w:pPr>
+        <w:pStyle w:val="Sinespaciado"/>
+      </w:pPr>
+      <w:r>
+        <w:t xml:space="preserve">Iniciar </w:t>
+      </w:r>
+      <w:proofErr w:type="spellStart"/>
+      <w:r>
+        <w:t>zookeper</w:t>
+      </w:r>
+      <w:proofErr w:type="spellEnd"/>
+      <w:r>
+        <w:t xml:space="preserve"> y </w:t>
+      </w:r>
+      <w:proofErr w:type="spellStart"/>
+      <w:r>
+        <w:t>hadoop</w:t>
+      </w:r>
+      <w:proofErr w:type="spellEnd"/>
     </w:p>
     <w:sectPr>
       <w:pgSz w:w="11906" w:h="16838"/>

--- a/tarea-13/solucion-tarea-13.docx
+++ b/tarea-13/solucion-tarea-13.docx
@@ -117,34 +117,19 @@
         <w:t xml:space="preserve">Paso 1: </w:t>
       </w:r>
       <w:r>
-        <w:t xml:space="preserve">Instalar </w:t>
-      </w:r>
-      <w:proofErr w:type="spellStart"/>
-      <w:r>
-        <w:t>Zookeeper</w:t>
-      </w:r>
-      <w:proofErr w:type="spellEnd"/>
-    </w:p>
-    <w:p>
-      <w:pPr>
-        <w:pStyle w:val="Sinespaciado"/>
-      </w:pPr>
-      <w:r>
-        <w:t xml:space="preserve">1. Descargamos </w:t>
-      </w:r>
-      <w:proofErr w:type="spellStart"/>
-      <w:r>
-        <w:t>zookeeper</w:t>
-      </w:r>
-      <w:proofErr w:type="spellEnd"/>
-      <w:r>
-        <w:t xml:space="preserve"> con el comando </w:t>
-      </w:r>
-      <w:proofErr w:type="spellStart"/>
-      <w:r>
-        <w:t>wget</w:t>
-      </w:r>
-      <w:proofErr w:type="spellEnd"/>
+        <w:t>Instalar Zookeeper</w:t>
+      </w:r>
+    </w:p>
+    <w:p>
+      <w:pPr>
+        <w:pStyle w:val="Sinespaciado"/>
+      </w:pPr>
+      <w:r>
+        <w:t>1. Descargamos zookeeper</w:t>
+      </w:r>
+      <w:r>
+        <w:t xml:space="preserve"> con el comando wget</w:t>
+      </w:r>
       <w:r>
         <w:t xml:space="preserve"> </w:t>
       </w:r>
@@ -213,21 +198,8 @@
         <w:t xml:space="preserve"> </w:t>
       </w:r>
       <w:r>
-        <w:t xml:space="preserve">Extraemos lo descargado con el comando </w:t>
-      </w:r>
-      <w:proofErr w:type="spellStart"/>
-      <w:r>
-        <w:t>tar</w:t>
-      </w:r>
-      <w:proofErr w:type="spellEnd"/>
-      <w:r>
-        <w:t xml:space="preserve"> -</w:t>
-      </w:r>
-      <w:proofErr w:type="spellStart"/>
-      <w:r>
-        <w:t>xzf</w:t>
-      </w:r>
-      <w:proofErr w:type="spellEnd"/>
+        <w:t>Extraemos lo descargado con el comando tar -xzf</w:t>
+      </w:r>
     </w:p>
     <w:p>
       <w:pPr>
@@ -284,21 +256,8 @@
         <w:pStyle w:val="Sinespaciado"/>
       </w:pPr>
       <w:r>
-        <w:t>3. Movemos a /</w:t>
-      </w:r>
-      <w:proofErr w:type="spellStart"/>
-      <w:r>
-        <w:t>usr</w:t>
-      </w:r>
-      <w:proofErr w:type="spellEnd"/>
-      <w:r>
-        <w:t xml:space="preserve">/local con el comando sudo </w:t>
-      </w:r>
-      <w:proofErr w:type="spellStart"/>
-      <w:r>
-        <w:t>mv</w:t>
-      </w:r>
-      <w:proofErr w:type="spellEnd"/>
+        <w:t>3. Movemos a /usr/local con el comando sudo mv</w:t>
+      </w:r>
     </w:p>
     <w:p>
       <w:pPr>
@@ -355,23 +314,7 @@
         <w:pStyle w:val="Sinespaciado"/>
       </w:pPr>
       <w:r>
-        <w:t xml:space="preserve">4. Verificamos con el </w:t>
-      </w:r>
-      <w:proofErr w:type="spellStart"/>
-      <w:r>
-        <w:t>coamndo</w:t>
-      </w:r>
-      <w:proofErr w:type="spellEnd"/>
-      <w:r>
-        <w:t xml:space="preserve"> </w:t>
-      </w:r>
-      <w:proofErr w:type="spellStart"/>
-      <w:r>
-        <w:t>ls</w:t>
-      </w:r>
-      <w:proofErr w:type="spellEnd"/>
-      <w:r>
-        <w:t xml:space="preserve"> a la carpeta donde lo hemos movido</w:t>
+        <w:t>4. Verificamos con el coamndo ls a la carpeta donde lo hemos movido</w:t>
       </w:r>
     </w:p>
     <w:p>
@@ -430,18 +373,10 @@
       </w:pPr>
       <w:r>
         <w:lastRenderedPageBreak/>
-        <w:t xml:space="preserve">Paso 2: Configurar </w:t>
-      </w:r>
-      <w:proofErr w:type="spellStart"/>
-      <w:r>
-        <w:t>Zookeepe</w:t>
-      </w:r>
-      <w:r>
-        <w:t>r</w:t>
-      </w:r>
-      <w:proofErr w:type="spellEnd"/>
-      <w:r>
-        <w:t>, para ello necesitamos crear el archivo de configuración</w:t>
+        <w:t>Paso 2: Configurar Zookeepe</w:t>
+      </w:r>
+      <w:r>
+        <w:t>r, para ello necesitamos crear el archivo de configuración</w:t>
       </w:r>
     </w:p>
     <w:p>
@@ -452,13 +387,8 @@
         <w:t xml:space="preserve">1. </w:t>
       </w:r>
       <w:r>
-        <w:t xml:space="preserve">Copiamos el archivo de configuración que viene de ejemplo con el comando sudo </w:t>
-      </w:r>
-      <w:proofErr w:type="spellStart"/>
-      <w:r>
-        <w:t>cp</w:t>
-      </w:r>
-      <w:proofErr w:type="spellEnd"/>
+        <w:t>Copiamos el archivo de configuración que viene de ejemplo con el comando sudo cp</w:t>
+      </w:r>
     </w:p>
     <w:p>
       <w:pPr>
@@ -518,15 +448,7 @@
         <w:t>2.</w:t>
       </w:r>
       <w:r>
-        <w:t xml:space="preserve"> Editamos el archivo con el </w:t>
-      </w:r>
-      <w:proofErr w:type="spellStart"/>
-      <w:r>
-        <w:t>coamdno</w:t>
-      </w:r>
-      <w:proofErr w:type="spellEnd"/>
-      <w:r>
-        <w:t xml:space="preserve"> sudo nano lo abrimos. Al final del archivo añadimos unas líneas para definir los tres nodos del clúster.</w:t>
+        <w:t xml:space="preserve"> Editamos el archivo con el coamdno sudo nano lo abrimos. Al final del archivo añadimos unas líneas para definir los tres nodos del clúster.</w:t>
       </w:r>
     </w:p>
     <w:p>
@@ -593,13 +515,8 @@
         <w:t>Creamos el directorio de datos y asignamos la identidad de nodo1</w:t>
       </w:r>
       <w:r>
-        <w:t xml:space="preserve">, posteriormente comprobamos que todo se haya ejecutado correctamente con el comando </w:t>
-      </w:r>
-      <w:proofErr w:type="spellStart"/>
-      <w:r>
-        <w:t>cat</w:t>
-      </w:r>
-      <w:proofErr w:type="spellEnd"/>
+        <w:t>, posteriormente comprobamos que todo se haya ejecutado correctamente con el comando cat</w:t>
+      </w:r>
     </w:p>
     <w:p>
       <w:pPr>
@@ -662,23 +579,7 @@
       </w:pPr>
       <w:r>
         <w:lastRenderedPageBreak/>
-        <w:t xml:space="preserve">4. Arrancamos </w:t>
-      </w:r>
-      <w:proofErr w:type="spellStart"/>
-      <w:r>
-        <w:t>zookeeper</w:t>
-      </w:r>
-      <w:proofErr w:type="spellEnd"/>
-      <w:r>
-        <w:t xml:space="preserve"> en cada nodo con el comando </w:t>
-      </w:r>
-      <w:proofErr w:type="spellStart"/>
-      <w:r>
-        <w:t>start</w:t>
-      </w:r>
-      <w:proofErr w:type="spellEnd"/>
-      <w:r>
-        <w:t xml:space="preserve"> y comprobamos si todo ha ido bien con el comando status</w:t>
+        <w:t>4. Arrancamos zookeeper en cada nodo con el comando start y comprobamos si todo ha ido bien con el comando status</w:t>
       </w:r>
     </w:p>
     <w:p>
@@ -867,13 +768,8 @@
         <w:pStyle w:val="Sinespaciado"/>
       </w:pPr>
       <w:r>
-        <w:t xml:space="preserve">1. Descargamos Hbase con el comando </w:t>
-      </w:r>
-      <w:proofErr w:type="spellStart"/>
-      <w:r>
-        <w:t>wget</w:t>
-      </w:r>
-      <w:proofErr w:type="spellEnd"/>
+        <w:t>1. Descargamos Hbase con el comando wget</w:t>
+      </w:r>
     </w:p>
     <w:p>
       <w:pPr>
@@ -930,21 +826,8 @@
         <w:pStyle w:val="Sinespaciado"/>
       </w:pPr>
       <w:r>
-        <w:t xml:space="preserve">2. Extraemos con el comando </w:t>
-      </w:r>
-      <w:proofErr w:type="spellStart"/>
-      <w:r>
-        <w:t>tar</w:t>
-      </w:r>
-      <w:proofErr w:type="spellEnd"/>
-      <w:r>
-        <w:t xml:space="preserve"> -</w:t>
-      </w:r>
-      <w:proofErr w:type="spellStart"/>
-      <w:r>
-        <w:t>xzf</w:t>
-      </w:r>
-      <w:proofErr w:type="spellEnd"/>
+        <w:t>2. Extraemos con el comando tar -xzf</w:t>
+      </w:r>
     </w:p>
     <w:p>
       <w:pPr>
@@ -1014,21 +897,8 @@
         <w:pStyle w:val="Sinespaciado"/>
       </w:pPr>
       <w:r>
-        <w:t>3. Movemos a /</w:t>
-      </w:r>
-      <w:proofErr w:type="spellStart"/>
-      <w:r>
-        <w:t>usr</w:t>
-      </w:r>
-      <w:proofErr w:type="spellEnd"/>
-      <w:r>
-        <w:t xml:space="preserve">/local con el comando </w:t>
-      </w:r>
-      <w:proofErr w:type="spellStart"/>
-      <w:r>
-        <w:t>mv</w:t>
-      </w:r>
-      <w:proofErr w:type="spellEnd"/>
+        <w:t>3. Movemos a /usr/local con el comando mv</w:t>
+      </w:r>
       <w:r>
         <w:t xml:space="preserve"> y verificamos que todo se ha hecho correctamente</w:t>
       </w:r>
@@ -1090,27 +960,566 @@
       <w:r>
         <w:t xml:space="preserve">4. Editamos el archivo hbase-env.sh </w:t>
       </w:r>
-    </w:p>
-    <w:p>
-      <w:pPr>
-        <w:pStyle w:val="Sinespaciado"/>
-      </w:pPr>
-      <w:r>
-        <w:t xml:space="preserve">Iniciar </w:t>
-      </w:r>
-      <w:proofErr w:type="spellStart"/>
-      <w:r>
-        <w:t>zookeper</w:t>
-      </w:r>
-      <w:proofErr w:type="spellEnd"/>
-      <w:r>
-        <w:t xml:space="preserve"> y </w:t>
-      </w:r>
-      <w:proofErr w:type="spellStart"/>
-      <w:r>
-        <w:t>hadoop</w:t>
-      </w:r>
-      <w:proofErr w:type="spellEnd"/>
+      <w:r>
+        <w:t>con añadiéndole al final unas líneas</w:t>
+      </w:r>
+    </w:p>
+    <w:p>
+      <w:pPr>
+        <w:pStyle w:val="Sinespaciado"/>
+      </w:pPr>
+      <w:r>
+        <w:drawing>
+          <wp:inline distT="0" distB="0" distL="0" distR="0" wp14:anchorId="09078304" wp14:editId="258C7ADA">
+            <wp:extent cx="5400040" cy="2858135"/>
+            <wp:effectExtent l="0" t="0" r="0" b="0"/>
+            <wp:docPr id="1393329344" name="Imagen 1"/>
+            <wp:cNvGraphicFramePr>
+              <a:graphicFrameLocks xmlns:a="http://schemas.openxmlformats.org/drawingml/2006/main" noChangeAspect="1"/>
+            </wp:cNvGraphicFramePr>
+            <a:graphic xmlns:a="http://schemas.openxmlformats.org/drawingml/2006/main">
+              <a:graphicData uri="http://schemas.openxmlformats.org/drawingml/2006/picture">
+                <pic:pic xmlns:pic="http://schemas.openxmlformats.org/drawingml/2006/picture">
+                  <pic:nvPicPr>
+                    <pic:cNvPr id="1393329344" name=""/>
+                    <pic:cNvPicPr/>
+                  </pic:nvPicPr>
+                  <pic:blipFill>
+                    <a:blip r:embed="rId18"/>
+                    <a:stretch>
+                      <a:fillRect/>
+                    </a:stretch>
+                  </pic:blipFill>
+                  <pic:spPr>
+                    <a:xfrm>
+                      <a:off x="0" y="0"/>
+                      <a:ext cx="5400040" cy="2858135"/>
+                    </a:xfrm>
+                    <a:prstGeom prst="rect">
+                      <a:avLst/>
+                    </a:prstGeom>
+                  </pic:spPr>
+                </pic:pic>
+              </a:graphicData>
+            </a:graphic>
+          </wp:inline>
+        </w:drawing>
+      </w:r>
+    </w:p>
+    <w:p>
+      <w:pPr>
+        <w:pStyle w:val="Sinespaciado"/>
+      </w:pPr>
+    </w:p>
+    <w:p>
+      <w:pPr>
+        <w:pStyle w:val="Sinespaciado"/>
+      </w:pPr>
+      <w:r>
+        <w:t>5. Editamos el archivo hbase-site.xml</w:t>
+      </w:r>
+    </w:p>
+    <w:p>
+      <w:pPr>
+        <w:pStyle w:val="Sinespaciado"/>
+      </w:pPr>
+      <w:r>
+        <w:lastRenderedPageBreak/>
+        <w:drawing>
+          <wp:inline distT="0" distB="0" distL="0" distR="0" wp14:anchorId="7AE7AF82" wp14:editId="6477FA75">
+            <wp:extent cx="5400040" cy="2534285"/>
+            <wp:effectExtent l="0" t="0" r="0" b="0"/>
+            <wp:docPr id="902642129" name="Imagen 1"/>
+            <wp:cNvGraphicFramePr>
+              <a:graphicFrameLocks xmlns:a="http://schemas.openxmlformats.org/drawingml/2006/main" noChangeAspect="1"/>
+            </wp:cNvGraphicFramePr>
+            <a:graphic xmlns:a="http://schemas.openxmlformats.org/drawingml/2006/main">
+              <a:graphicData uri="http://schemas.openxmlformats.org/drawingml/2006/picture">
+                <pic:pic xmlns:pic="http://schemas.openxmlformats.org/drawingml/2006/picture">
+                  <pic:nvPicPr>
+                    <pic:cNvPr id="902642129" name=""/>
+                    <pic:cNvPicPr/>
+                  </pic:nvPicPr>
+                  <pic:blipFill>
+                    <a:blip r:embed="rId19"/>
+                    <a:stretch>
+                      <a:fillRect/>
+                    </a:stretch>
+                  </pic:blipFill>
+                  <pic:spPr>
+                    <a:xfrm>
+                      <a:off x="0" y="0"/>
+                      <a:ext cx="5400040" cy="2534285"/>
+                    </a:xfrm>
+                    <a:prstGeom prst="rect">
+                      <a:avLst/>
+                    </a:prstGeom>
+                  </pic:spPr>
+                </pic:pic>
+              </a:graphicData>
+            </a:graphic>
+          </wp:inline>
+        </w:drawing>
+      </w:r>
+    </w:p>
+    <w:p>
+      <w:pPr>
+        <w:pStyle w:val="Sinespaciado"/>
+      </w:pPr>
+    </w:p>
+    <w:p>
+      <w:pPr>
+        <w:pStyle w:val="Sinespaciado"/>
+      </w:pPr>
+      <w:r>
+        <w:t xml:space="preserve">6. Editamos el archivo </w:t>
+      </w:r>
+      <w:r>
+        <w:t>regionservers</w:t>
+      </w:r>
+    </w:p>
+    <w:p>
+      <w:pPr>
+        <w:pStyle w:val="Sinespaciado"/>
+      </w:pPr>
+      <w:r>
+        <w:rPr>
+          <w:noProof/>
+        </w:rPr>
+        <w:drawing>
+          <wp:inline distT="0" distB="0" distL="0" distR="0" wp14:anchorId="0A3B98E2" wp14:editId="52BB8697">
+            <wp:extent cx="5387340" cy="731520"/>
+            <wp:effectExtent l="0" t="0" r="3810" b="0"/>
+            <wp:docPr id="593223786" name="Imagen 1"/>
+            <wp:cNvGraphicFramePr>
+              <a:graphicFrameLocks xmlns:a="http://schemas.openxmlformats.org/drawingml/2006/main" noChangeAspect="1"/>
+            </wp:cNvGraphicFramePr>
+            <a:graphic xmlns:a="http://schemas.openxmlformats.org/drawingml/2006/main">
+              <a:graphicData uri="http://schemas.openxmlformats.org/drawingml/2006/picture">
+                <pic:pic xmlns:pic="http://schemas.openxmlformats.org/drawingml/2006/picture">
+                  <pic:nvPicPr>
+                    <pic:cNvPr id="0" name="Picture 1"/>
+                    <pic:cNvPicPr>
+                      <a:picLocks noChangeAspect="1" noChangeArrowheads="1"/>
+                    </pic:cNvPicPr>
+                  </pic:nvPicPr>
+                  <pic:blipFill>
+                    <a:blip r:embed="rId20" cstate="print">
+                      <a:extLst>
+                        <a:ext uri="{28A0092B-C50C-407E-A947-70E740481C1C}">
+                          <a14:useLocalDpi xmlns:a14="http://schemas.microsoft.com/office/drawing/2010/main" val="0"/>
+                        </a:ext>
+                      </a:extLst>
+                    </a:blip>
+                    <a:srcRect/>
+                    <a:stretch>
+                      <a:fillRect/>
+                    </a:stretch>
+                  </pic:blipFill>
+                  <pic:spPr bwMode="auto">
+                    <a:xfrm>
+                      <a:off x="0" y="0"/>
+                      <a:ext cx="5387340" cy="731520"/>
+                    </a:xfrm>
+                    <a:prstGeom prst="rect">
+                      <a:avLst/>
+                    </a:prstGeom>
+                    <a:noFill/>
+                    <a:ln>
+                      <a:noFill/>
+                    </a:ln>
+                  </pic:spPr>
+                </pic:pic>
+              </a:graphicData>
+            </a:graphic>
+          </wp:inline>
+        </w:drawing>
+      </w:r>
+    </w:p>
+    <w:p>
+      <w:pPr>
+        <w:pStyle w:val="Sinespaciado"/>
+      </w:pPr>
+    </w:p>
+    <w:p>
+      <w:pPr>
+        <w:pStyle w:val="Sinespaciado"/>
+      </w:pPr>
+      <w:r>
+        <w:t xml:space="preserve">7. Copiamos Hbase a nodo2 y nodo3 con el comando scp -r </w:t>
+      </w:r>
+    </w:p>
+    <w:p>
+      <w:pPr>
+        <w:pStyle w:val="Sinespaciado"/>
+      </w:pPr>
+      <w:r>
+        <w:drawing>
+          <wp:inline distT="0" distB="0" distL="0" distR="0" wp14:anchorId="735A9E0B" wp14:editId="2D6062CF">
+            <wp:extent cx="5400040" cy="2395220"/>
+            <wp:effectExtent l="0" t="0" r="0" b="5080"/>
+            <wp:docPr id="455125262" name="Imagen 1"/>
+            <wp:cNvGraphicFramePr>
+              <a:graphicFrameLocks xmlns:a="http://schemas.openxmlformats.org/drawingml/2006/main" noChangeAspect="1"/>
+            </wp:cNvGraphicFramePr>
+            <a:graphic xmlns:a="http://schemas.openxmlformats.org/drawingml/2006/main">
+              <a:graphicData uri="http://schemas.openxmlformats.org/drawingml/2006/picture">
+                <pic:pic xmlns:pic="http://schemas.openxmlformats.org/drawingml/2006/picture">
+                  <pic:nvPicPr>
+                    <pic:cNvPr id="455125262" name=""/>
+                    <pic:cNvPicPr/>
+                  </pic:nvPicPr>
+                  <pic:blipFill>
+                    <a:blip r:embed="rId21"/>
+                    <a:stretch>
+                      <a:fillRect/>
+                    </a:stretch>
+                  </pic:blipFill>
+                  <pic:spPr>
+                    <a:xfrm>
+                      <a:off x="0" y="0"/>
+                      <a:ext cx="5400040" cy="2395220"/>
+                    </a:xfrm>
+                    <a:prstGeom prst="rect">
+                      <a:avLst/>
+                    </a:prstGeom>
+                  </pic:spPr>
+                </pic:pic>
+              </a:graphicData>
+            </a:graphic>
+          </wp:inline>
+        </w:drawing>
+      </w:r>
+    </w:p>
+    <w:p>
+      <w:pPr>
+        <w:pStyle w:val="Sinespaciado"/>
+      </w:pPr>
+    </w:p>
+    <w:p>
+      <w:pPr>
+        <w:pStyle w:val="Sinespaciado"/>
+      </w:pPr>
+      <w:r>
+        <w:rPr>
+          <w:noProof/>
+        </w:rPr>
+        <w:drawing>
+          <wp:inline distT="0" distB="0" distL="0" distR="0" wp14:anchorId="65579831" wp14:editId="45394980">
+            <wp:extent cx="5400040" cy="1807845"/>
+            <wp:effectExtent l="0" t="0" r="0" b="1905"/>
+            <wp:docPr id="1882498946" name="Imagen 1"/>
+            <wp:cNvGraphicFramePr>
+              <a:graphicFrameLocks xmlns:a="http://schemas.openxmlformats.org/drawingml/2006/main" noChangeAspect="1"/>
+            </wp:cNvGraphicFramePr>
+            <a:graphic xmlns:a="http://schemas.openxmlformats.org/drawingml/2006/main">
+              <a:graphicData uri="http://schemas.openxmlformats.org/drawingml/2006/picture">
+                <pic:pic xmlns:pic="http://schemas.openxmlformats.org/drawingml/2006/picture">
+                  <pic:nvPicPr>
+                    <pic:cNvPr id="1882498946" name=""/>
+                    <pic:cNvPicPr/>
+                  </pic:nvPicPr>
+                  <pic:blipFill>
+                    <a:blip r:embed="rId22"/>
+                    <a:stretch>
+                      <a:fillRect/>
+                    </a:stretch>
+                  </pic:blipFill>
+                  <pic:spPr>
+                    <a:xfrm>
+                      <a:off x="0" y="0"/>
+                      <a:ext cx="5400040" cy="1807845"/>
+                    </a:xfrm>
+                    <a:prstGeom prst="rect">
+                      <a:avLst/>
+                    </a:prstGeom>
+                  </pic:spPr>
+                </pic:pic>
+              </a:graphicData>
+            </a:graphic>
+          </wp:inline>
+        </w:drawing>
+      </w:r>
+    </w:p>
+    <w:p>
+      <w:pPr>
+        <w:pStyle w:val="Sinespaciado"/>
+      </w:pPr>
+    </w:p>
+    <w:p>
+      <w:pPr>
+        <w:pStyle w:val="Sinespaciado"/>
+      </w:pPr>
+    </w:p>
+    <w:p>
+      <w:pPr>
+        <w:pStyle w:val="Sinespaciado"/>
+      </w:pPr>
+      <w:r>
+        <w:lastRenderedPageBreak/>
+        <w:t xml:space="preserve">8. Movemos los archivos de hbase a la carpeta </w:t>
+      </w:r>
+      <w:r>
+        <w:t>correcta</w:t>
+      </w:r>
+    </w:p>
+    <w:p>
+      <w:pPr>
+        <w:pStyle w:val="Sinespaciado"/>
+      </w:pPr>
+      <w:r>
+        <w:rPr>
+          <w:noProof/>
+        </w:rPr>
+        <w:drawing>
+          <wp:inline distT="0" distB="0" distL="0" distR="0" wp14:anchorId="49517445" wp14:editId="54E6647D">
+            <wp:extent cx="3114675" cy="638175"/>
+            <wp:effectExtent l="0" t="0" r="9525" b="9525"/>
+            <wp:docPr id="607933849" name="Imagen 1"/>
+            <wp:cNvGraphicFramePr>
+              <a:graphicFrameLocks xmlns:a="http://schemas.openxmlformats.org/drawingml/2006/main" noChangeAspect="1"/>
+            </wp:cNvGraphicFramePr>
+            <a:graphic xmlns:a="http://schemas.openxmlformats.org/drawingml/2006/main">
+              <a:graphicData uri="http://schemas.openxmlformats.org/drawingml/2006/picture">
+                <pic:pic xmlns:pic="http://schemas.openxmlformats.org/drawingml/2006/picture">
+                  <pic:nvPicPr>
+                    <pic:cNvPr id="607933849" name=""/>
+                    <pic:cNvPicPr/>
+                  </pic:nvPicPr>
+                  <pic:blipFill>
+                    <a:blip r:embed="rId23"/>
+                    <a:stretch>
+                      <a:fillRect/>
+                    </a:stretch>
+                  </pic:blipFill>
+                  <pic:spPr>
+                    <a:xfrm>
+                      <a:off x="0" y="0"/>
+                      <a:ext cx="3114675" cy="638175"/>
+                    </a:xfrm>
+                    <a:prstGeom prst="rect">
+                      <a:avLst/>
+                    </a:prstGeom>
+                  </pic:spPr>
+                </pic:pic>
+              </a:graphicData>
+            </a:graphic>
+          </wp:inline>
+        </w:drawing>
+      </w:r>
+    </w:p>
+    <w:p>
+      <w:pPr>
+        <w:pStyle w:val="Sinespaciado"/>
+      </w:pPr>
+    </w:p>
+    <w:p>
+      <w:pPr>
+        <w:pStyle w:val="Sinespaciado"/>
+      </w:pPr>
+      <w:r>
+        <w:rPr>
+          <w:noProof/>
+        </w:rPr>
+        <w:drawing>
+          <wp:inline distT="0" distB="0" distL="0" distR="0" wp14:anchorId="528FA54C" wp14:editId="6BC53471">
+            <wp:extent cx="3152775" cy="571500"/>
+            <wp:effectExtent l="0" t="0" r="9525" b="0"/>
+            <wp:docPr id="1427621048" name="Imagen 1"/>
+            <wp:cNvGraphicFramePr>
+              <a:graphicFrameLocks xmlns:a="http://schemas.openxmlformats.org/drawingml/2006/main" noChangeAspect="1"/>
+            </wp:cNvGraphicFramePr>
+            <a:graphic xmlns:a="http://schemas.openxmlformats.org/drawingml/2006/main">
+              <a:graphicData uri="http://schemas.openxmlformats.org/drawingml/2006/picture">
+                <pic:pic xmlns:pic="http://schemas.openxmlformats.org/drawingml/2006/picture">
+                  <pic:nvPicPr>
+                    <pic:cNvPr id="1427621048" name=""/>
+                    <pic:cNvPicPr/>
+                  </pic:nvPicPr>
+                  <pic:blipFill>
+                    <a:blip r:embed="rId24"/>
+                    <a:stretch>
+                      <a:fillRect/>
+                    </a:stretch>
+                  </pic:blipFill>
+                  <pic:spPr>
+                    <a:xfrm>
+                      <a:off x="0" y="0"/>
+                      <a:ext cx="3152775" cy="571500"/>
+                    </a:xfrm>
+                    <a:prstGeom prst="rect">
+                      <a:avLst/>
+                    </a:prstGeom>
+                  </pic:spPr>
+                </pic:pic>
+              </a:graphicData>
+            </a:graphic>
+          </wp:inline>
+        </w:drawing>
+      </w:r>
+    </w:p>
+    <w:p>
+      <w:pPr>
+        <w:pStyle w:val="Sinespaciado"/>
+      </w:pPr>
+    </w:p>
+    <w:p>
+      <w:pPr>
+        <w:pStyle w:val="Sinespaciado"/>
+      </w:pPr>
+      <w:r>
+        <w:t>9. Arrancamos Hbase desde el nodo1</w:t>
+      </w:r>
+      <w:r>
+        <w:t xml:space="preserve"> </w:t>
+      </w:r>
+    </w:p>
+    <w:p>
+      <w:pPr>
+        <w:pStyle w:val="Sinespaciado"/>
+      </w:pPr>
+      <w:r>
+        <w:rPr>
+          <w:noProof/>
+        </w:rPr>
+        <w:drawing>
+          <wp:inline distT="0" distB="0" distL="0" distR="0" wp14:anchorId="7CD80CBB" wp14:editId="6CA905FA">
+            <wp:extent cx="5394960" cy="1013460"/>
+            <wp:effectExtent l="0" t="0" r="0" b="0"/>
+            <wp:docPr id="84516333" name="Imagen 2"/>
+            <wp:cNvGraphicFramePr>
+              <a:graphicFrameLocks xmlns:a="http://schemas.openxmlformats.org/drawingml/2006/main" noChangeAspect="1"/>
+            </wp:cNvGraphicFramePr>
+            <a:graphic xmlns:a="http://schemas.openxmlformats.org/drawingml/2006/main">
+              <a:graphicData uri="http://schemas.openxmlformats.org/drawingml/2006/picture">
+                <pic:pic xmlns:pic="http://schemas.openxmlformats.org/drawingml/2006/picture">
+                  <pic:nvPicPr>
+                    <pic:cNvPr id="0" name="Picture 2"/>
+                    <pic:cNvPicPr>
+                      <a:picLocks noChangeAspect="1" noChangeArrowheads="1"/>
+                    </pic:cNvPicPr>
+                  </pic:nvPicPr>
+                  <pic:blipFill>
+                    <a:blip r:embed="rId25">
+                      <a:extLst>
+                        <a:ext uri="{28A0092B-C50C-407E-A947-70E740481C1C}">
+                          <a14:useLocalDpi xmlns:a14="http://schemas.microsoft.com/office/drawing/2010/main" val="0"/>
+                        </a:ext>
+                      </a:extLst>
+                    </a:blip>
+                    <a:srcRect/>
+                    <a:stretch>
+                      <a:fillRect/>
+                    </a:stretch>
+                  </pic:blipFill>
+                  <pic:spPr bwMode="auto">
+                    <a:xfrm>
+                      <a:off x="0" y="0"/>
+                      <a:ext cx="5394960" cy="1013460"/>
+                    </a:xfrm>
+                    <a:prstGeom prst="rect">
+                      <a:avLst/>
+                    </a:prstGeom>
+                    <a:noFill/>
+                    <a:ln>
+                      <a:noFill/>
+                    </a:ln>
+                  </pic:spPr>
+                </pic:pic>
+              </a:graphicData>
+            </a:graphic>
+          </wp:inline>
+        </w:drawing>
+      </w:r>
+    </w:p>
+    <w:p>
+      <w:pPr>
+        <w:pStyle w:val="Sinespaciado"/>
+      </w:pPr>
+    </w:p>
+    <w:p>
+      <w:pPr>
+        <w:pStyle w:val="Sinespaciado"/>
+      </w:pPr>
+      <w:r>
+        <w:t>10. Explotar datos con Hbase Shell</w:t>
+      </w:r>
+    </w:p>
+    <w:p>
+      <w:pPr>
+        <w:pStyle w:val="Sinespaciado"/>
+      </w:pPr>
+      <w:r>
+        <w:rPr>
+          <w:noProof/>
+        </w:rPr>
+        <w:drawing>
+          <wp:inline distT="0" distB="0" distL="0" distR="0" wp14:anchorId="61DE6695" wp14:editId="643BCC98">
+            <wp:extent cx="5387340" cy="876300"/>
+            <wp:effectExtent l="0" t="0" r="3810" b="0"/>
+            <wp:docPr id="1809618422" name="Imagen 3"/>
+            <wp:cNvGraphicFramePr>
+              <a:graphicFrameLocks xmlns:a="http://schemas.openxmlformats.org/drawingml/2006/main" noChangeAspect="1"/>
+            </wp:cNvGraphicFramePr>
+            <a:graphic xmlns:a="http://schemas.openxmlformats.org/drawingml/2006/main">
+              <a:graphicData uri="http://schemas.openxmlformats.org/drawingml/2006/picture">
+                <pic:pic xmlns:pic="http://schemas.openxmlformats.org/drawingml/2006/picture">
+                  <pic:nvPicPr>
+                    <pic:cNvPr id="0" name="Picture 3"/>
+                    <pic:cNvPicPr>
+                      <a:picLocks noChangeAspect="1" noChangeArrowheads="1"/>
+                    </pic:cNvPicPr>
+                  </pic:nvPicPr>
+                  <pic:blipFill>
+                    <a:blip r:embed="rId26" cstate="print">
+                      <a:extLst>
+                        <a:ext uri="{28A0092B-C50C-407E-A947-70E740481C1C}">
+                          <a14:useLocalDpi xmlns:a14="http://schemas.microsoft.com/office/drawing/2010/main" val="0"/>
+                        </a:ext>
+                      </a:extLst>
+                    </a:blip>
+                    <a:srcRect/>
+                    <a:stretch>
+                      <a:fillRect/>
+                    </a:stretch>
+                  </pic:blipFill>
+                  <pic:spPr bwMode="auto">
+                    <a:xfrm>
+                      <a:off x="0" y="0"/>
+                      <a:ext cx="5387340" cy="876300"/>
+                    </a:xfrm>
+                    <a:prstGeom prst="rect">
+                      <a:avLst/>
+                    </a:prstGeom>
+                    <a:noFill/>
+                    <a:ln>
+                      <a:noFill/>
+                    </a:ln>
+                  </pic:spPr>
+                </pic:pic>
+              </a:graphicData>
+            </a:graphic>
+          </wp:inline>
+        </w:drawing>
+      </w:r>
+    </w:p>
+    <w:p>
+      <w:pPr>
+        <w:pStyle w:val="Sinespaciado"/>
+      </w:pPr>
+    </w:p>
+    <w:p>
+      <w:pPr>
+        <w:pStyle w:val="Sinespaciado"/>
+      </w:pPr>
+      <w:r>
+        <w:t>11. Creamos una tabla</w:t>
+      </w:r>
+    </w:p>
+    <w:p>
+      <w:pPr>
+        <w:pStyle w:val="Sinespaciado"/>
+      </w:pPr>
     </w:p>
     <w:sectPr>
       <w:pgSz w:w="11906" w:h="16838"/>

--- a/tarea-13/solucion-tarea-13.docx
+++ b/tarea-13/solucion-tarea-13.docx
@@ -32,8 +32,16 @@
     <w:p>
       <w:pPr>
         <w:pStyle w:val="Sinespaciado"/>
-      </w:pPr>
-      <w:r>
+        <w:rPr>
+          <w:b/>
+          <w:bCs/>
+        </w:rPr>
+      </w:pPr>
+      <w:r>
+        <w:rPr>
+          <w:b/>
+          <w:bCs/>
+        </w:rPr>
         <w:t>Paso 0: Verificamos la conectividad de red</w:t>
       </w:r>
     </w:p>
@@ -111,25 +119,56 @@
     <w:p>
       <w:pPr>
         <w:pStyle w:val="Sinespaciado"/>
-      </w:pPr>
-      <w:r>
+        <w:rPr>
+          <w:b/>
+          <w:bCs/>
+        </w:rPr>
+      </w:pPr>
+      <w:r>
+        <w:rPr>
+          <w:b/>
+          <w:bCs/>
+        </w:rPr>
         <w:lastRenderedPageBreak/>
         <w:t xml:space="preserve">Paso 1: </w:t>
       </w:r>
       <w:r>
-        <w:t>Instalar Zookeeper</w:t>
-      </w:r>
-    </w:p>
-    <w:p>
-      <w:pPr>
-        <w:pStyle w:val="Sinespaciado"/>
-      </w:pPr>
-      <w:r>
-        <w:t>1. Descargamos zookeeper</w:t>
-      </w:r>
-      <w:r>
-        <w:t xml:space="preserve"> con el comando wget</w:t>
-      </w:r>
+        <w:rPr>
+          <w:b/>
+          <w:bCs/>
+        </w:rPr>
+        <w:t xml:space="preserve">Instalar </w:t>
+      </w:r>
+      <w:proofErr w:type="spellStart"/>
+      <w:r>
+        <w:rPr>
+          <w:b/>
+          <w:bCs/>
+        </w:rPr>
+        <w:t>Zookeeper</w:t>
+      </w:r>
+      <w:proofErr w:type="spellEnd"/>
+    </w:p>
+    <w:p>
+      <w:pPr>
+        <w:pStyle w:val="Sinespaciado"/>
+      </w:pPr>
+      <w:r>
+        <w:t xml:space="preserve">1. Descargamos </w:t>
+      </w:r>
+      <w:proofErr w:type="spellStart"/>
+      <w:r>
+        <w:t>zookeeper</w:t>
+      </w:r>
+      <w:proofErr w:type="spellEnd"/>
+      <w:r>
+        <w:t xml:space="preserve"> con el comando </w:t>
+      </w:r>
+      <w:proofErr w:type="spellStart"/>
+      <w:r>
+        <w:t>wget</w:t>
+      </w:r>
+      <w:proofErr w:type="spellEnd"/>
       <w:r>
         <w:t xml:space="preserve"> </w:t>
       </w:r>
@@ -198,8 +237,21 @@
         <w:t xml:space="preserve"> </w:t>
       </w:r>
       <w:r>
-        <w:t>Extraemos lo descargado con el comando tar -xzf</w:t>
-      </w:r>
+        <w:t xml:space="preserve">Extraemos lo descargado con el comando </w:t>
+      </w:r>
+      <w:proofErr w:type="spellStart"/>
+      <w:r>
+        <w:t>tar</w:t>
+      </w:r>
+      <w:proofErr w:type="spellEnd"/>
+      <w:r>
+        <w:t xml:space="preserve"> -</w:t>
+      </w:r>
+      <w:proofErr w:type="spellStart"/>
+      <w:r>
+        <w:t>xzf</w:t>
+      </w:r>
+      <w:proofErr w:type="spellEnd"/>
     </w:p>
     <w:p>
       <w:pPr>
@@ -256,8 +308,21 @@
         <w:pStyle w:val="Sinespaciado"/>
       </w:pPr>
       <w:r>
-        <w:t>3. Movemos a /usr/local con el comando sudo mv</w:t>
-      </w:r>
+        <w:t>3. Movemos a /</w:t>
+      </w:r>
+      <w:proofErr w:type="spellStart"/>
+      <w:r>
+        <w:t>usr</w:t>
+      </w:r>
+      <w:proofErr w:type="spellEnd"/>
+      <w:r>
+        <w:t xml:space="preserve">/local con el comando sudo </w:t>
+      </w:r>
+      <w:proofErr w:type="spellStart"/>
+      <w:r>
+        <w:t>mv</w:t>
+      </w:r>
+      <w:proofErr w:type="spellEnd"/>
     </w:p>
     <w:p>
       <w:pPr>
@@ -314,7 +379,23 @@
         <w:pStyle w:val="Sinespaciado"/>
       </w:pPr>
       <w:r>
-        <w:t>4. Verificamos con el coamndo ls a la carpeta donde lo hemos movido</w:t>
+        <w:t xml:space="preserve">4. Verificamos con el </w:t>
+      </w:r>
+      <w:proofErr w:type="spellStart"/>
+      <w:r>
+        <w:t>coamndo</w:t>
+      </w:r>
+      <w:proofErr w:type="spellEnd"/>
+      <w:r>
+        <w:t xml:space="preserve"> </w:t>
+      </w:r>
+      <w:proofErr w:type="spellStart"/>
+      <w:r>
+        <w:t>ls</w:t>
+      </w:r>
+      <w:proofErr w:type="spellEnd"/>
+      <w:r>
+        <w:t xml:space="preserve"> a la carpeta donde lo hemos movido</w:t>
       </w:r>
     </w:p>
     <w:p>
@@ -370,13 +451,41 @@
     <w:p>
       <w:pPr>
         <w:pStyle w:val="Sinespaciado"/>
-      </w:pPr>
-      <w:r>
+        <w:rPr>
+          <w:b/>
+          <w:bCs/>
+        </w:rPr>
+      </w:pPr>
+      <w:r>
+        <w:rPr>
+          <w:b/>
+          <w:bCs/>
+        </w:rPr>
         <w:lastRenderedPageBreak/>
-        <w:t>Paso 2: Configurar Zookeepe</w:t>
-      </w:r>
-      <w:r>
-        <w:t>r, para ello necesitamos crear el archivo de configuración</w:t>
+        <w:t xml:space="preserve">Paso 2: Configurar </w:t>
+      </w:r>
+      <w:proofErr w:type="spellStart"/>
+      <w:r>
+        <w:rPr>
+          <w:b/>
+          <w:bCs/>
+        </w:rPr>
+        <w:t>Zookeepe</w:t>
+      </w:r>
+      <w:r>
+        <w:rPr>
+          <w:b/>
+          <w:bCs/>
+        </w:rPr>
+        <w:t>r</w:t>
+      </w:r>
+      <w:proofErr w:type="spellEnd"/>
+      <w:r>
+        <w:rPr>
+          <w:b/>
+          <w:bCs/>
+        </w:rPr>
+        <w:t>, para ello necesitamos crear el archivo de configuración</w:t>
       </w:r>
     </w:p>
     <w:p>
@@ -387,8 +496,13 @@
         <w:t xml:space="preserve">1. </w:t>
       </w:r>
       <w:r>
-        <w:t>Copiamos el archivo de configuración que viene de ejemplo con el comando sudo cp</w:t>
-      </w:r>
+        <w:t xml:space="preserve">Copiamos el archivo de configuración que viene de ejemplo con el comando sudo </w:t>
+      </w:r>
+      <w:proofErr w:type="spellStart"/>
+      <w:r>
+        <w:t>cp</w:t>
+      </w:r>
+      <w:proofErr w:type="spellEnd"/>
     </w:p>
     <w:p>
       <w:pPr>
@@ -448,7 +562,15 @@
         <w:t>2.</w:t>
       </w:r>
       <w:r>
-        <w:t xml:space="preserve"> Editamos el archivo con el coamdno sudo nano lo abrimos. Al final del archivo añadimos unas líneas para definir los tres nodos del clúster.</w:t>
+        <w:t xml:space="preserve"> Editamos el archivo con el </w:t>
+      </w:r>
+      <w:proofErr w:type="spellStart"/>
+      <w:r>
+        <w:t>coamdno</w:t>
+      </w:r>
+      <w:proofErr w:type="spellEnd"/>
+      <w:r>
+        <w:t xml:space="preserve"> sudo nano lo abrimos. Al final del archivo añadimos unas líneas para definir los tres nodos del clúster.</w:t>
       </w:r>
     </w:p>
     <w:p>
@@ -515,8 +637,13 @@
         <w:t>Creamos el directorio de datos y asignamos la identidad de nodo1</w:t>
       </w:r>
       <w:r>
-        <w:t>, posteriormente comprobamos que todo se haya ejecutado correctamente con el comando cat</w:t>
-      </w:r>
+        <w:t xml:space="preserve">, posteriormente comprobamos que todo se haya ejecutado correctamente con el comando </w:t>
+      </w:r>
+      <w:proofErr w:type="spellStart"/>
+      <w:r>
+        <w:t>cat</w:t>
+      </w:r>
+      <w:proofErr w:type="spellEnd"/>
     </w:p>
     <w:p>
       <w:pPr>
@@ -579,7 +706,23 @@
       </w:pPr>
       <w:r>
         <w:lastRenderedPageBreak/>
-        <w:t>4. Arrancamos zookeeper en cada nodo con el comando start y comprobamos si todo ha ido bien con el comando status</w:t>
+        <w:t xml:space="preserve">4. Arrancamos </w:t>
+      </w:r>
+      <w:proofErr w:type="spellStart"/>
+      <w:r>
+        <w:t>zookeeper</w:t>
+      </w:r>
+      <w:proofErr w:type="spellEnd"/>
+      <w:r>
+        <w:t xml:space="preserve"> en cada nodo con el comando </w:t>
+      </w:r>
+      <w:proofErr w:type="spellStart"/>
+      <w:r>
+        <w:t>start</w:t>
+      </w:r>
+      <w:proofErr w:type="spellEnd"/>
+      <w:r>
+        <w:t xml:space="preserve"> y comprobamos si todo ha ido bien con el comando status</w:t>
       </w:r>
     </w:p>
     <w:p>
@@ -748,28 +891,36 @@
     <w:p>
       <w:pPr>
         <w:pStyle w:val="Sinespaciado"/>
-      </w:pPr>
-      <w:r>
+        <w:rPr>
+          <w:b/>
+          <w:bCs/>
+        </w:rPr>
+      </w:pPr>
+      <w:r>
+        <w:rPr>
+          <w:b/>
+          <w:bCs/>
+        </w:rPr>
         <w:lastRenderedPageBreak/>
-        <w:t>Paso 3:</w:t>
-      </w:r>
-      <w:r>
-        <w:t xml:space="preserve"> </w:t>
-      </w:r>
-      <w:r>
-        <w:t>Instalar y configurar</w:t>
-      </w:r>
-      <w:r>
-        <w:t xml:space="preserve"> Hbase</w:t>
-      </w:r>
-    </w:p>
-    <w:p>
-      <w:pPr>
-        <w:pStyle w:val="Sinespaciado"/>
-      </w:pPr>
-      <w:r>
-        <w:t>1. Descargamos Hbase con el comando wget</w:t>
-      </w:r>
+        <w:t>PASO 3</w:t>
+      </w:r>
+    </w:p>
+    <w:p>
+      <w:pPr>
+        <w:pStyle w:val="Sinespaciado"/>
+        <w:rPr>
+          <w:b/>
+          <w:bCs/>
+        </w:rPr>
+      </w:pPr>
+      <w:r>
+        <w:t xml:space="preserve">1. Descargamos Hbase con el comando </w:t>
+      </w:r>
+      <w:proofErr w:type="spellStart"/>
+      <w:r>
+        <w:t>wget</w:t>
+      </w:r>
+      <w:proofErr w:type="spellEnd"/>
     </w:p>
     <w:p>
       <w:pPr>
@@ -826,8 +977,21 @@
         <w:pStyle w:val="Sinespaciado"/>
       </w:pPr>
       <w:r>
-        <w:t>2. Extraemos con el comando tar -xzf</w:t>
-      </w:r>
+        <w:t xml:space="preserve">2. Extraemos con el comando </w:t>
+      </w:r>
+      <w:proofErr w:type="spellStart"/>
+      <w:r>
+        <w:t>tar</w:t>
+      </w:r>
+      <w:proofErr w:type="spellEnd"/>
+      <w:r>
+        <w:t xml:space="preserve"> -</w:t>
+      </w:r>
+      <w:proofErr w:type="spellStart"/>
+      <w:r>
+        <w:t>xzf</w:t>
+      </w:r>
+      <w:proofErr w:type="spellEnd"/>
     </w:p>
     <w:p>
       <w:pPr>
@@ -897,8 +1061,21 @@
         <w:pStyle w:val="Sinespaciado"/>
       </w:pPr>
       <w:r>
-        <w:t>3. Movemos a /usr/local con el comando mv</w:t>
-      </w:r>
+        <w:t>3. Movemos a /</w:t>
+      </w:r>
+      <w:proofErr w:type="spellStart"/>
+      <w:r>
+        <w:t>usr</w:t>
+      </w:r>
+      <w:proofErr w:type="spellEnd"/>
+      <w:r>
+        <w:t xml:space="preserve">/local con el comando </w:t>
+      </w:r>
+      <w:proofErr w:type="spellStart"/>
+      <w:r>
+        <w:t>mv</w:t>
+      </w:r>
+      <w:proofErr w:type="spellEnd"/>
       <w:r>
         <w:t xml:space="preserve"> y verificamos que todo se ha hecho correctamente</w:t>
       </w:r>
@@ -969,6 +1146,9 @@
         <w:pStyle w:val="Sinespaciado"/>
       </w:pPr>
       <w:r>
+        <w:rPr>
+          <w:noProof/>
+        </w:rPr>
         <w:drawing>
           <wp:inline distT="0" distB="0" distL="0" distR="0" wp14:anchorId="09078304" wp14:editId="258C7ADA">
             <wp:extent cx="5400040" cy="2858135"/>
@@ -1012,10 +1192,16 @@
       </w:pPr>
     </w:p>
     <w:p>
-      <w:pPr>
-        <w:pStyle w:val="Sinespaciado"/>
-      </w:pPr>
-      <w:r>
+      <w:r>
+        <w:br w:type="page"/>
+      </w:r>
+    </w:p>
+    <w:p>
+      <w:pPr>
+        <w:pStyle w:val="Sinespaciado"/>
+      </w:pPr>
+      <w:r>
+        <w:lastRenderedPageBreak/>
         <w:t>5. Editamos el archivo hbase-site.xml</w:t>
       </w:r>
     </w:p>
@@ -1024,7 +1210,9 @@
         <w:pStyle w:val="Sinespaciado"/>
       </w:pPr>
       <w:r>
-        <w:lastRenderedPageBreak/>
+        <w:rPr>
+          <w:noProof/>
+        </w:rPr>
         <w:drawing>
           <wp:inline distT="0" distB="0" distL="0" distR="0" wp14:anchorId="7AE7AF82" wp14:editId="6477FA75">
             <wp:extent cx="5400040" cy="2534285"/>
@@ -1074,9 +1262,11 @@
       <w:r>
         <w:t xml:space="preserve">6. Editamos el archivo </w:t>
       </w:r>
+      <w:proofErr w:type="spellStart"/>
       <w:r>
         <w:t>regionservers</w:t>
       </w:r>
+      <w:proofErr w:type="spellEnd"/>
     </w:p>
     <w:p>
       <w:pPr>
@@ -1087,7 +1277,7 @@
           <w:noProof/>
         </w:rPr>
         <w:drawing>
-          <wp:inline distT="0" distB="0" distL="0" distR="0" wp14:anchorId="0A3B98E2" wp14:editId="52BB8697">
+          <wp:inline distT="0" distB="0" distL="0" distR="0" wp14:anchorId="0A3B98E2" wp14:editId="0F0C5DE2">
             <wp:extent cx="5387340" cy="731520"/>
             <wp:effectExtent l="0" t="0" r="3810" b="0"/>
             <wp:docPr id="593223786" name="Imagen 1"/>
@@ -1146,14 +1336,25 @@
         <w:pStyle w:val="Sinespaciado"/>
       </w:pPr>
       <w:r>
-        <w:t xml:space="preserve">7. Copiamos Hbase a nodo2 y nodo3 con el comando scp -r </w:t>
-      </w:r>
-    </w:p>
-    <w:p>
-      <w:pPr>
-        <w:pStyle w:val="Sinespaciado"/>
-      </w:pPr>
-      <w:r>
+        <w:t xml:space="preserve">7. Copiamos Hbase a nodo2 y nodo3 con el comando </w:t>
+      </w:r>
+      <w:proofErr w:type="spellStart"/>
+      <w:r>
+        <w:t>scp</w:t>
+      </w:r>
+      <w:proofErr w:type="spellEnd"/>
+      <w:r>
+        <w:t xml:space="preserve"> -r </w:t>
+      </w:r>
+    </w:p>
+    <w:p>
+      <w:pPr>
+        <w:pStyle w:val="Sinespaciado"/>
+      </w:pPr>
+      <w:r>
+        <w:rPr>
+          <w:noProof/>
+        </w:rPr>
         <w:drawing>
           <wp:inline distT="0" distB="0" distL="0" distR="0" wp14:anchorId="735A9E0B" wp14:editId="2D6062CF">
             <wp:extent cx="5400040" cy="2395220"/>
@@ -1256,8 +1457,15 @@
         <w:pStyle w:val="Sinespaciado"/>
       </w:pPr>
       <w:r>
-        <w:lastRenderedPageBreak/>
-        <w:t xml:space="preserve">8. Movemos los archivos de hbase a la carpeta </w:t>
+        <w:t xml:space="preserve">8. Movemos los archivos de </w:t>
+      </w:r>
+      <w:proofErr w:type="spellStart"/>
+      <w:r>
+        <w:t>hbase</w:t>
+      </w:r>
+      <w:proofErr w:type="spellEnd"/>
+      <w:r>
+        <w:t xml:space="preserve"> a la carpeta </w:t>
       </w:r>
       <w:r>
         <w:t>correcta</w:t>
@@ -1454,7 +1662,7 @@
           <w:noProof/>
         </w:rPr>
         <w:drawing>
-          <wp:inline distT="0" distB="0" distL="0" distR="0" wp14:anchorId="61DE6695" wp14:editId="643BCC98">
+          <wp:inline distT="0" distB="0" distL="0" distR="0" wp14:anchorId="61DE6695" wp14:editId="15EF0E82">
             <wp:extent cx="5387340" cy="876300"/>
             <wp:effectExtent l="0" t="0" r="3810" b="0"/>
             <wp:docPr id="1809618422" name="Imagen 3"/>
@@ -1520,7 +1728,513 @@
       <w:pPr>
         <w:pStyle w:val="Sinespaciado"/>
       </w:pPr>
-    </w:p>
+      <w:r>
+        <w:rPr>
+          <w:noProof/>
+        </w:rPr>
+        <w:drawing>
+          <wp:inline distT="0" distB="0" distL="0" distR="0" wp14:anchorId="2562F05F" wp14:editId="36D64051">
+            <wp:extent cx="4290060" cy="868680"/>
+            <wp:effectExtent l="0" t="0" r="0" b="7620"/>
+            <wp:docPr id="1322464086" name="Imagen 1"/>
+            <wp:cNvGraphicFramePr>
+              <a:graphicFrameLocks xmlns:a="http://schemas.openxmlformats.org/drawingml/2006/main" noChangeAspect="1"/>
+            </wp:cNvGraphicFramePr>
+            <a:graphic xmlns:a="http://schemas.openxmlformats.org/drawingml/2006/main">
+              <a:graphicData uri="http://schemas.openxmlformats.org/drawingml/2006/picture">
+                <pic:pic xmlns:pic="http://schemas.openxmlformats.org/drawingml/2006/picture">
+                  <pic:nvPicPr>
+                    <pic:cNvPr id="0" name="Picture 1"/>
+                    <pic:cNvPicPr>
+                      <a:picLocks noChangeAspect="1" noChangeArrowheads="1"/>
+                    </pic:cNvPicPr>
+                  </pic:nvPicPr>
+                  <pic:blipFill>
+                    <a:blip r:embed="rId27">
+                      <a:extLst>
+                        <a:ext uri="{28A0092B-C50C-407E-A947-70E740481C1C}">
+                          <a14:useLocalDpi xmlns:a14="http://schemas.microsoft.com/office/drawing/2010/main" val="0"/>
+                        </a:ext>
+                      </a:extLst>
+                    </a:blip>
+                    <a:srcRect/>
+                    <a:stretch>
+                      <a:fillRect/>
+                    </a:stretch>
+                  </pic:blipFill>
+                  <pic:spPr bwMode="auto">
+                    <a:xfrm>
+                      <a:off x="0" y="0"/>
+                      <a:ext cx="4290060" cy="868680"/>
+                    </a:xfrm>
+                    <a:prstGeom prst="rect">
+                      <a:avLst/>
+                    </a:prstGeom>
+                    <a:noFill/>
+                    <a:ln>
+                      <a:noFill/>
+                    </a:ln>
+                  </pic:spPr>
+                </pic:pic>
+              </a:graphicData>
+            </a:graphic>
+          </wp:inline>
+        </w:drawing>
+      </w:r>
+    </w:p>
+    <w:p>
+      <w:pPr>
+        <w:pStyle w:val="Sinespaciado"/>
+      </w:pPr>
+    </w:p>
+    <w:p>
+      <w:pPr>
+        <w:pStyle w:val="Sinespaciado"/>
+      </w:pPr>
+      <w:r>
+        <w:t xml:space="preserve">12. </w:t>
+      </w:r>
+      <w:proofErr w:type="spellStart"/>
+      <w:r>
+        <w:t>Insetamos</w:t>
+      </w:r>
+      <w:proofErr w:type="spellEnd"/>
+      <w:r>
+        <w:t xml:space="preserve"> un registro con el comando </w:t>
+      </w:r>
+      <w:proofErr w:type="spellStart"/>
+      <w:r>
+        <w:t>put</w:t>
+      </w:r>
+      <w:proofErr w:type="spellEnd"/>
+    </w:p>
+    <w:p>
+      <w:pPr>
+        <w:pStyle w:val="Sinespaciado"/>
+      </w:pPr>
+      <w:r>
+        <w:rPr>
+          <w:noProof/>
+        </w:rPr>
+        <w:drawing>
+          <wp:inline distT="0" distB="0" distL="0" distR="0" wp14:anchorId="770FBABA" wp14:editId="0E37B196">
+            <wp:extent cx="5400040" cy="1134110"/>
+            <wp:effectExtent l="0" t="0" r="0" b="8890"/>
+            <wp:docPr id="1900214792" name="Imagen 1"/>
+            <wp:cNvGraphicFramePr>
+              <a:graphicFrameLocks xmlns:a="http://schemas.openxmlformats.org/drawingml/2006/main" noChangeAspect="1"/>
+            </wp:cNvGraphicFramePr>
+            <a:graphic xmlns:a="http://schemas.openxmlformats.org/drawingml/2006/main">
+              <a:graphicData uri="http://schemas.openxmlformats.org/drawingml/2006/picture">
+                <pic:pic xmlns:pic="http://schemas.openxmlformats.org/drawingml/2006/picture">
+                  <pic:nvPicPr>
+                    <pic:cNvPr id="1900214792" name=""/>
+                    <pic:cNvPicPr/>
+                  </pic:nvPicPr>
+                  <pic:blipFill>
+                    <a:blip r:embed="rId28"/>
+                    <a:stretch>
+                      <a:fillRect/>
+                    </a:stretch>
+                  </pic:blipFill>
+                  <pic:spPr>
+                    <a:xfrm>
+                      <a:off x="0" y="0"/>
+                      <a:ext cx="5400040" cy="1134110"/>
+                    </a:xfrm>
+                    <a:prstGeom prst="rect">
+                      <a:avLst/>
+                    </a:prstGeom>
+                  </pic:spPr>
+                </pic:pic>
+              </a:graphicData>
+            </a:graphic>
+          </wp:inline>
+        </w:drawing>
+      </w:r>
+    </w:p>
+    <w:p>
+      <w:r>
+        <w:br w:type="page"/>
+      </w:r>
+    </w:p>
+    <w:p>
+      <w:pPr>
+        <w:pStyle w:val="Sinespaciado"/>
+        <w:rPr>
+          <w:b/>
+          <w:bCs/>
+        </w:rPr>
+      </w:pPr>
+      <w:r>
+        <w:rPr>
+          <w:b/>
+          <w:bCs/>
+        </w:rPr>
+        <w:lastRenderedPageBreak/>
+        <w:t>PASO 4: Spark sobre Yarn</w:t>
+      </w:r>
+    </w:p>
+    <w:p>
+      <w:pPr>
+        <w:pStyle w:val="Sinespaciado"/>
+      </w:pPr>
+      <w:r>
+        <w:t xml:space="preserve">1. </w:t>
+      </w:r>
+      <w:r>
+        <w:t xml:space="preserve">Descargamos Spark con el comando </w:t>
+      </w:r>
+      <w:proofErr w:type="spellStart"/>
+      <w:r>
+        <w:t>wget</w:t>
+      </w:r>
+      <w:proofErr w:type="spellEnd"/>
+    </w:p>
+    <w:p>
+      <w:pPr>
+        <w:pStyle w:val="Sinespaciado"/>
+      </w:pPr>
+      <w:r>
+        <w:rPr>
+          <w:noProof/>
+        </w:rPr>
+        <w:drawing>
+          <wp:inline distT="0" distB="0" distL="0" distR="0" wp14:anchorId="2BE58E45" wp14:editId="5187F52F">
+            <wp:extent cx="5400040" cy="602615"/>
+            <wp:effectExtent l="0" t="0" r="0" b="6985"/>
+            <wp:docPr id="1179313778" name="Imagen 1"/>
+            <wp:cNvGraphicFramePr>
+              <a:graphicFrameLocks xmlns:a="http://schemas.openxmlformats.org/drawingml/2006/main" noChangeAspect="1"/>
+            </wp:cNvGraphicFramePr>
+            <a:graphic xmlns:a="http://schemas.openxmlformats.org/drawingml/2006/main">
+              <a:graphicData uri="http://schemas.openxmlformats.org/drawingml/2006/picture">
+                <pic:pic xmlns:pic="http://schemas.openxmlformats.org/drawingml/2006/picture">
+                  <pic:nvPicPr>
+                    <pic:cNvPr id="1179313778" name=""/>
+                    <pic:cNvPicPr/>
+                  </pic:nvPicPr>
+                  <pic:blipFill>
+                    <a:blip r:embed="rId29"/>
+                    <a:stretch>
+                      <a:fillRect/>
+                    </a:stretch>
+                  </pic:blipFill>
+                  <pic:spPr>
+                    <a:xfrm>
+                      <a:off x="0" y="0"/>
+                      <a:ext cx="5400040" cy="602615"/>
+                    </a:xfrm>
+                    <a:prstGeom prst="rect">
+                      <a:avLst/>
+                    </a:prstGeom>
+                  </pic:spPr>
+                </pic:pic>
+              </a:graphicData>
+            </a:graphic>
+          </wp:inline>
+        </w:drawing>
+      </w:r>
+    </w:p>
+    <w:p>
+      <w:pPr>
+        <w:pStyle w:val="Sinespaciado"/>
+      </w:pPr>
+    </w:p>
+    <w:p>
+      <w:pPr>
+        <w:pStyle w:val="Sinespaciado"/>
+      </w:pPr>
+      <w:r>
+        <w:t>2.</w:t>
+      </w:r>
+      <w:r>
+        <w:t xml:space="preserve"> Extraemos con el comando </w:t>
+      </w:r>
+      <w:proofErr w:type="spellStart"/>
+      <w:r>
+        <w:t>tar</w:t>
+      </w:r>
+      <w:proofErr w:type="spellEnd"/>
+      <w:r>
+        <w:t xml:space="preserve"> -</w:t>
+      </w:r>
+      <w:proofErr w:type="spellStart"/>
+      <w:r>
+        <w:t>xzf</w:t>
+      </w:r>
+      <w:proofErr w:type="spellEnd"/>
+    </w:p>
+    <w:p>
+      <w:pPr>
+        <w:pStyle w:val="Sinespaciado"/>
+      </w:pPr>
+      <w:r>
+        <w:rPr>
+          <w:noProof/>
+        </w:rPr>
+        <w:drawing>
+          <wp:inline distT="0" distB="0" distL="0" distR="0" wp14:anchorId="15B9DF1A" wp14:editId="16B0B64C">
+            <wp:extent cx="4276725" cy="495300"/>
+            <wp:effectExtent l="0" t="0" r="9525" b="0"/>
+            <wp:docPr id="521780597" name="Imagen 1"/>
+            <wp:cNvGraphicFramePr>
+              <a:graphicFrameLocks xmlns:a="http://schemas.openxmlformats.org/drawingml/2006/main" noChangeAspect="1"/>
+            </wp:cNvGraphicFramePr>
+            <a:graphic xmlns:a="http://schemas.openxmlformats.org/drawingml/2006/main">
+              <a:graphicData uri="http://schemas.openxmlformats.org/drawingml/2006/picture">
+                <pic:pic xmlns:pic="http://schemas.openxmlformats.org/drawingml/2006/picture">
+                  <pic:nvPicPr>
+                    <pic:cNvPr id="521780597" name=""/>
+                    <pic:cNvPicPr/>
+                  </pic:nvPicPr>
+                  <pic:blipFill>
+                    <a:blip r:embed="rId30"/>
+                    <a:stretch>
+                      <a:fillRect/>
+                    </a:stretch>
+                  </pic:blipFill>
+                  <pic:spPr>
+                    <a:xfrm>
+                      <a:off x="0" y="0"/>
+                      <a:ext cx="4276725" cy="495300"/>
+                    </a:xfrm>
+                    <a:prstGeom prst="rect">
+                      <a:avLst/>
+                    </a:prstGeom>
+                  </pic:spPr>
+                </pic:pic>
+              </a:graphicData>
+            </a:graphic>
+          </wp:inline>
+        </w:drawing>
+      </w:r>
+    </w:p>
+    <w:p>
+      <w:pPr>
+        <w:pStyle w:val="Sinespaciado"/>
+      </w:pPr>
+    </w:p>
+    <w:p>
+      <w:pPr>
+        <w:pStyle w:val="Sinespaciado"/>
+      </w:pPr>
+      <w:r>
+        <w:t>3. Movemos a /</w:t>
+      </w:r>
+      <w:proofErr w:type="spellStart"/>
+      <w:r>
+        <w:t>usr</w:t>
+      </w:r>
+      <w:proofErr w:type="spellEnd"/>
+      <w:r>
+        <w:t>/local</w:t>
+      </w:r>
+      <w:r>
+        <w:t xml:space="preserve"> con el comando sudo </w:t>
+      </w:r>
+      <w:proofErr w:type="spellStart"/>
+      <w:r>
+        <w:t>mv</w:t>
+      </w:r>
+      <w:proofErr w:type="spellEnd"/>
+    </w:p>
+    <w:p>
+      <w:pPr>
+        <w:pStyle w:val="Sinespaciado"/>
+      </w:pPr>
+      <w:r>
+        <w:rPr>
+          <w:noProof/>
+        </w:rPr>
+        <w:drawing>
+          <wp:inline distT="0" distB="0" distL="0" distR="0" wp14:anchorId="6C227909" wp14:editId="2F44393F">
+            <wp:extent cx="4632960" cy="601980"/>
+            <wp:effectExtent l="0" t="0" r="0" b="7620"/>
+            <wp:docPr id="1604939900" name="Imagen 2"/>
+            <wp:cNvGraphicFramePr>
+              <a:graphicFrameLocks xmlns:a="http://schemas.openxmlformats.org/drawingml/2006/main" noChangeAspect="1"/>
+            </wp:cNvGraphicFramePr>
+            <a:graphic xmlns:a="http://schemas.openxmlformats.org/drawingml/2006/main">
+              <a:graphicData uri="http://schemas.openxmlformats.org/drawingml/2006/picture">
+                <pic:pic xmlns:pic="http://schemas.openxmlformats.org/drawingml/2006/picture">
+                  <pic:nvPicPr>
+                    <pic:cNvPr id="0" name="Picture 2"/>
+                    <pic:cNvPicPr>
+                      <a:picLocks noChangeAspect="1" noChangeArrowheads="1"/>
+                    </pic:cNvPicPr>
+                  </pic:nvPicPr>
+                  <pic:blipFill>
+                    <a:blip r:embed="rId31">
+                      <a:extLst>
+                        <a:ext uri="{28A0092B-C50C-407E-A947-70E740481C1C}">
+                          <a14:useLocalDpi xmlns:a14="http://schemas.microsoft.com/office/drawing/2010/main" val="0"/>
+                        </a:ext>
+                      </a:extLst>
+                    </a:blip>
+                    <a:srcRect/>
+                    <a:stretch>
+                      <a:fillRect/>
+                    </a:stretch>
+                  </pic:blipFill>
+                  <pic:spPr bwMode="auto">
+                    <a:xfrm>
+                      <a:off x="0" y="0"/>
+                      <a:ext cx="4632960" cy="601980"/>
+                    </a:xfrm>
+                    <a:prstGeom prst="rect">
+                      <a:avLst/>
+                    </a:prstGeom>
+                    <a:noFill/>
+                    <a:ln>
+                      <a:noFill/>
+                    </a:ln>
+                  </pic:spPr>
+                </pic:pic>
+              </a:graphicData>
+            </a:graphic>
+          </wp:inline>
+        </w:drawing>
+      </w:r>
+    </w:p>
+    <w:p>
+      <w:pPr>
+        <w:pStyle w:val="Sinespaciado"/>
+      </w:pPr>
+    </w:p>
+    <w:p>
+      <w:pPr>
+        <w:pStyle w:val="Sinespaciado"/>
+      </w:pPr>
+      <w:r>
+        <w:t>4. Añadimos las variables de entorno</w:t>
+      </w:r>
+    </w:p>
+    <w:p>
+      <w:pPr>
+        <w:pStyle w:val="Sinespaciado"/>
+        <w:rPr>
+          <w:noProof/>
+        </w:rPr>
+      </w:pPr>
+      <w:r>
+        <w:rPr>
+          <w:noProof/>
+        </w:rPr>
+        <w:drawing>
+          <wp:inline distT="0" distB="0" distL="0" distR="0" wp14:anchorId="5F560D07" wp14:editId="71AB05A8">
+            <wp:extent cx="5400040" cy="2693035"/>
+            <wp:effectExtent l="0" t="0" r="0" b="0"/>
+            <wp:docPr id="1636978828" name="Imagen 1"/>
+            <wp:cNvGraphicFramePr>
+              <a:graphicFrameLocks xmlns:a="http://schemas.openxmlformats.org/drawingml/2006/main" noChangeAspect="1"/>
+            </wp:cNvGraphicFramePr>
+            <a:graphic xmlns:a="http://schemas.openxmlformats.org/drawingml/2006/main">
+              <a:graphicData uri="http://schemas.openxmlformats.org/drawingml/2006/picture">
+                <pic:pic xmlns:pic="http://schemas.openxmlformats.org/drawingml/2006/picture">
+                  <pic:nvPicPr>
+                    <pic:cNvPr id="1636978828" name=""/>
+                    <pic:cNvPicPr/>
+                  </pic:nvPicPr>
+                  <pic:blipFill>
+                    <a:blip r:embed="rId32"/>
+                    <a:stretch>
+                      <a:fillRect/>
+                    </a:stretch>
+                  </pic:blipFill>
+                  <pic:spPr>
+                    <a:xfrm>
+                      <a:off x="0" y="0"/>
+                      <a:ext cx="5400040" cy="2693035"/>
+                    </a:xfrm>
+                    <a:prstGeom prst="rect">
+                      <a:avLst/>
+                    </a:prstGeom>
+                  </pic:spPr>
+                </pic:pic>
+              </a:graphicData>
+            </a:graphic>
+          </wp:inline>
+        </w:drawing>
+      </w:r>
+    </w:p>
+    <w:p>
+      <w:pPr>
+        <w:pStyle w:val="Sinespaciado"/>
+      </w:pPr>
+    </w:p>
+    <w:p>
+      <w:pPr>
+        <w:pStyle w:val="Sinespaciado"/>
+      </w:pPr>
+      <w:r>
+        <w:t xml:space="preserve">5. Iniciamos </w:t>
+      </w:r>
+      <w:proofErr w:type="spellStart"/>
+      <w:r>
+        <w:t>spark</w:t>
+      </w:r>
+      <w:proofErr w:type="spellEnd"/>
+    </w:p>
+    <w:p>
+      <w:pPr>
+        <w:pStyle w:val="Sinespaciado"/>
+      </w:pPr>
+      <w:r>
+        <w:rPr>
+          <w:noProof/>
+        </w:rPr>
+        <w:drawing>
+          <wp:inline distT="0" distB="0" distL="0" distR="0" wp14:anchorId="5E4CD631" wp14:editId="4CB9E298">
+            <wp:extent cx="5394960" cy="1036320"/>
+            <wp:effectExtent l="0" t="0" r="0" b="0"/>
+            <wp:docPr id="541039908" name="Imagen 3"/>
+            <wp:cNvGraphicFramePr>
+              <a:graphicFrameLocks xmlns:a="http://schemas.openxmlformats.org/drawingml/2006/main" noChangeAspect="1"/>
+            </wp:cNvGraphicFramePr>
+            <a:graphic xmlns:a="http://schemas.openxmlformats.org/drawingml/2006/main">
+              <a:graphicData uri="http://schemas.openxmlformats.org/drawingml/2006/picture">
+                <pic:pic xmlns:pic="http://schemas.openxmlformats.org/drawingml/2006/picture">
+                  <pic:nvPicPr>
+                    <pic:cNvPr id="0" name="Picture 3"/>
+                    <pic:cNvPicPr>
+                      <a:picLocks noChangeAspect="1" noChangeArrowheads="1"/>
+                    </pic:cNvPicPr>
+                  </pic:nvPicPr>
+                  <pic:blipFill>
+                    <a:blip r:embed="rId33">
+                      <a:extLst>
+                        <a:ext uri="{28A0092B-C50C-407E-A947-70E740481C1C}">
+                          <a14:useLocalDpi xmlns:a14="http://schemas.microsoft.com/office/drawing/2010/main" val="0"/>
+                        </a:ext>
+                      </a:extLst>
+                    </a:blip>
+                    <a:srcRect/>
+                    <a:stretch>
+                      <a:fillRect/>
+                    </a:stretch>
+                  </pic:blipFill>
+                  <pic:spPr bwMode="auto">
+                    <a:xfrm>
+                      <a:off x="0" y="0"/>
+                      <a:ext cx="5394960" cy="1036320"/>
+                    </a:xfrm>
+                    <a:prstGeom prst="rect">
+                      <a:avLst/>
+                    </a:prstGeom>
+                    <a:noFill/>
+                    <a:ln>
+                      <a:noFill/>
+                    </a:ln>
+                  </pic:spPr>
+                </pic:pic>
+              </a:graphicData>
+            </a:graphic>
+          </wp:inline>
+        </w:drawing>
+      </w:r>
+    </w:p>
+    <w:p/>
     <w:sectPr>
       <w:pgSz w:w="11906" w:h="16838"/>
       <w:pgMar w:top="1417" w:right="1701" w:bottom="1417" w:left="1701" w:header="708" w:footer="708" w:gutter="0"/>
